--- a/ind/docx/021.content.docx
+++ b/ind/docx/021.content.docx
@@ -150,26 +150,6 @@
           <w:lang w:val="id_ID" w:bidi="id_ID"/>
         </w:rPr>
         <w:t>Z</w:t>
-      </w:r>
-      <w:r>
-        <w:rPr>
-          <w:lang w:val="id_ID" w:bidi="id_ID"/>
-        </w:rPr>
-      </w:r>
-    </w:p>
-    <w:p>
-      <w:pPr/>
-      <w:r>
-        <w:rPr>
-          <w:lang w:val="id_ID" w:bidi="id_ID"/>
-        </w:rPr>
-      </w:r>
-      <w:r>
-        <w:rPr>
-          <w:i/>
-          <w:lang w:val="id_ID" w:bidi="id_ID"/>
-        </w:rPr>
-        <w:t>Zaitun, Bukit, ZELOT, Zelotes</w:t>
       </w:r>
       <w:r>
         <w:rPr>

--- a/ind/docx/021.content.docx
+++ b/ind/docx/021.content.docx
@@ -19,7 +19,7 @@
         <w:rPr>
           <w:lang w:val="id_ID" w:bidi="id_ID"/>
         </w:rPr>
-        <w:t>Resource: Kamus Alkitab (Tyndale)</w:t>
+        <w:t>Resource: Tyndale Open Bible Dictionary</w:t>
       </w:r>
       <w:r>
         <w:rPr>
@@ -112,7 +112,7 @@
         <w:rPr>
           <w:lang w:val="id_ID" w:bidi="id_ID"/>
         </w:rPr>
-        <w:t>Kamus Alkitab (Tyndale)</w:t>
+        <w:t>Tyndale Open Bible Dictionary</w:t>
       </w:r>
     </w:p>
     <w:p>

--- a/ind/docx/021.content.docx
+++ b/ind/docx/021.content.docx
@@ -19,7 +19,7 @@
         <w:rPr>
           <w:lang w:val="id_ID" w:bidi="id_ID"/>
         </w:rPr>
-        <w:t>Resource: Tyndale Open Bible Dictionary</w:t>
+        <w:t>Resource: Aquifer Open Bible Dictionary</w:t>
       </w:r>
       <w:r>
         <w:rPr>
@@ -112,7 +112,7 @@
         <w:rPr>
           <w:lang w:val="id_ID" w:bidi="id_ID"/>
         </w:rPr>
-        <w:t>Tyndale Open Bible Dictionary</w:t>
+        <w:t>Aquifer Open Bible Dictionary</w:t>
       </w:r>
     </w:p>
     <w:p>

--- a/ind/docx/021.content.docx
+++ b/ind/docx/021.content.docx
@@ -619,6 +619,49 @@
           <w:lang w:val="id_ID" w:bidi="id_ID"/>
         </w:rPr>
         <w:t>).</w:t>
+      </w:r>
+    </w:p>
+    <w:p>
+      <w:pPr/>
+      <w:r>
+        <w:rPr>
+          <w:lang w:val="id_ID" w:bidi="id_ID"/>
+        </w:rPr>
+      </w:r>
+      <w:r>
+        <w:rPr>
+          <w:b/>
+          <w:lang w:val="id_ID" w:bidi="id_ID"/>
+        </w:rPr>
+        <w:t>Situs yang Dihormati: Bukit Zaitun</w:t>
+      </w:r>
+    </w:p>
+    <w:p>
+      <w:pPr/>
+      <w:r>
+        <w:rPr>
+          <w:lang w:val="id_ID" w:bidi="id_ID"/>
+        </w:rPr>
+      </w:r>
+      <w:r>
+        <w:rPr>
+          <w:lang w:val="id_ID" w:bidi="id_ID"/>
+        </w:rPr>
+        <w:t>Bukit Zaitun segera menjadi tempat penting bagi ibadah Kristen. Pada masa Bizantium, yaitu era Kekaisaran Romawi Timur, terdapat dua puluh empat gereja di bukit itu, serta banyak biarawan dan biarawati. Sebuah gereja yang dibangun oleh Kaisar Konstantinus berdiri di puncaknya dan memperingati kenaikan Kristus ke surga. Pada abad keempat, para uskup Yerusalem juga sering dimakamkan di sana.</w:t>
+      </w:r>
+    </w:p>
+    <w:p>
+      <w:pPr/>
+      <w:r>
+        <w:rPr>
+          <w:lang w:val="id_ID" w:bidi="id_ID"/>
+        </w:rPr>
+      </w:r>
+      <w:r>
+        <w:rPr>
+          <w:lang w:val="id_ID" w:bidi="id_ID"/>
+        </w:rPr>
+        <w:t>Orang Yahudi dan Muslim juga menghormati Bukit Zaitun karena mereka percaya tempat ini berkaitan dengan penghakiman terakhir. Menurut Talmud (teks keagamaan penting Yahudi), orang-orang benar akan dibangkitkan dari kematian di antara Yerusalem dan Bukit Zaitun. Keyakinan ini menjelaskan banyaknya pemakaman Yahudi dan Muslim di sana, terutama di lereng barat bukit tersebut. Orang Kristen, Yahudi, dan Muslim sama-sama mengaitkan Bukit Zaitun dengan hari terakhir Tuhan, yaitu saat Allah akan menghakimi dunia.</w:t>
       </w:r>
       <w:r>
         <w:rPr>

--- a/ind/docx/021.content.docx
+++ b/ind/docx/021.content.docx
@@ -260,36 +260,24 @@
         </w:rPr>
         <w:t>Bukit Zaitun dinamai berdasarkan kebun zaitunnya yang luas, yang terkenal di zaman kuno (</w:t>
       </w:r>
-      <w:hyperlink r:id="rId13">
-        <w:r>
-          <w:rPr>
-            <w:lang w:val="id_ID" w:bidi="id_ID"/>
-          </w:rPr>
-          <w:rPr>
-            <w:color w:val="0000EE"/>
-            <w:u w:val="single"/>
-          </w:rPr>
-          <w:t>Za. 14:4</w:t>
-        </w:r>
-      </w:hyperlink>
+      <w:r>
+        <w:rPr>
+          <w:lang w:val="id_ID" w:bidi="id_ID"/>
+        </w:rPr>
+        <w:t>Za. 14:4</w:t>
+      </w:r>
       <w:r>
         <w:rPr>
           <w:lang w:val="id_ID" w:bidi="id_ID"/>
         </w:rPr>
         <w:t xml:space="preserve">; </w:t>
       </w:r>
-      <w:hyperlink r:id="rId14">
-        <w:r>
-          <w:rPr>
-            <w:lang w:val="id_ID" w:bidi="id_ID"/>
-          </w:rPr>
-          <w:rPr>
-            <w:color w:val="0000EE"/>
-            <w:u w:val="single"/>
-          </w:rPr>
-          <w:t>Mrk. 11:1</w:t>
-        </w:r>
-      </w:hyperlink>
+      <w:r>
+        <w:rPr>
+          <w:lang w:val="id_ID" w:bidi="id_ID"/>
+        </w:rPr>
+        <w:t>Mrk. 11:1</w:t>
+      </w:r>
       <w:r>
         <w:rPr>
           <w:lang w:val="id_ID" w:bidi="id_ID"/>
@@ -310,90 +298,60 @@
         </w:rPr>
         <w:t>Dalam PL, Bukit Zaitun pertama kali disebut ketika Daud melarikan diri dari persekongkolan Absalom. Ia meninggalkan Yerusalem, mendaki Bukit Zaitun di sebelah timur, dan terus berjalan menuju Lembah Ngarai (</w:t>
       </w:r>
-      <w:hyperlink r:id="rId15">
-        <w:r>
-          <w:rPr>
-            <w:lang w:val="id_ID" w:bidi="id_ID"/>
-          </w:rPr>
-          <w:rPr>
-            <w:color w:val="0000EE"/>
-            <w:u w:val="single"/>
-          </w:rPr>
-          <w:t>2Sam. 15:30</w:t>
-        </w:r>
-      </w:hyperlink>
+      <w:r>
+        <w:rPr>
+          <w:lang w:val="id_ID" w:bidi="id_ID"/>
+        </w:rPr>
+        <w:t>2Sam. 15:30</w:t>
+      </w:r>
       <w:r>
         <w:rPr>
           <w:lang w:val="id_ID" w:bidi="id_ID"/>
         </w:rPr>
         <w:t>). Salomo memilih gunung ini untuk membangun “bukit-bukit pengorbanan” bagi dewa-dewa asing dari Sidon, Moab (</w:t>
       </w:r>
-      <w:hyperlink r:id="rId16">
-        <w:r>
-          <w:rPr>
-            <w:lang w:val="id_ID" w:bidi="id_ID"/>
-          </w:rPr>
-          <w:rPr>
-            <w:color w:val="0000EE"/>
-            <w:u w:val="single"/>
-          </w:rPr>
-          <w:t>1Raj. 11:7</w:t>
-        </w:r>
-      </w:hyperlink>
+      <w:r>
+        <w:rPr>
+          <w:lang w:val="id_ID" w:bidi="id_ID"/>
+        </w:rPr>
+        <w:t>1Raj. 11:7</w:t>
+      </w:r>
       <w:r>
         <w:rPr>
           <w:lang w:val="id_ID" w:bidi="id_ID"/>
         </w:rPr>
         <w:t>), dan Amon—yang kemudian dihancurkan oleh Yosia (</w:t>
       </w:r>
-      <w:hyperlink r:id="rId17">
-        <w:r>
-          <w:rPr>
-            <w:lang w:val="id_ID" w:bidi="id_ID"/>
-          </w:rPr>
-          <w:rPr>
-            <w:color w:val="0000EE"/>
-            <w:u w:val="single"/>
-          </w:rPr>
-          <w:t>2Raj. 23:13</w:t>
-        </w:r>
-      </w:hyperlink>
+      <w:r>
+        <w:rPr>
+          <w:lang w:val="id_ID" w:bidi="id_ID"/>
+        </w:rPr>
+        <w:t>2Raj. 23:13</w:t>
+      </w:r>
       <w:r>
         <w:rPr>
           <w:lang w:val="id_ID" w:bidi="id_ID"/>
         </w:rPr>
         <w:t>). Yehezkiel (</w:t>
       </w:r>
-      <w:hyperlink r:id="rId18">
-        <w:r>
-          <w:rPr>
-            <w:lang w:val="id_ID" w:bidi="id_ID"/>
-          </w:rPr>
-          <w:rPr>
-            <w:color w:val="0000EE"/>
-            <w:u w:val="single"/>
-          </w:rPr>
-          <w:t>Yeh. 11:23</w:t>
-        </w:r>
-      </w:hyperlink>
+      <w:r>
+        <w:rPr>
+          <w:lang w:val="id_ID" w:bidi="id_ID"/>
+        </w:rPr>
+        <w:t>Yeh. 11:23</w:t>
+      </w:r>
       <w:r>
         <w:rPr>
           <w:lang w:val="id_ID" w:bidi="id_ID"/>
         </w:rPr>
         <w:t>) mencatat penglihatan tentang kemuliaan Allah yang keluar dari Bait Allah dan berdiam di Bukit Zaitun. Gambaran yang paling terkenal muncul dalam penglihatan apokaliptik Zakharia (</w:t>
       </w:r>
-      <w:hyperlink r:id="rId19">
-        <w:r>
-          <w:rPr>
-            <w:lang w:val="id_ID" w:bidi="id_ID"/>
-          </w:rPr>
-          <w:rPr>
-            <w:color w:val="0000EE"/>
-            <w:u w:val="single"/>
-          </w:rPr>
-          <w:t>Za. 14:1–5</w:t>
-        </w:r>
-      </w:hyperlink>
+      <w:r>
+        <w:rPr>
+          <w:lang w:val="id_ID" w:bidi="id_ID"/>
+        </w:rPr>
+        <w:t>Za. 14:1–5</w:t>
+      </w:r>
       <w:r>
         <w:rPr>
           <w:lang w:val="id_ID" w:bidi="id_ID"/>
@@ -412,18 +370,12 @@
         </w:rPr>
         <w:t xml:space="preserve">” (ay. </w:t>
       </w:r>
-      <w:hyperlink r:id="rId13">
-        <w:r>
-          <w:rPr>
-            <w:lang w:val="id_ID" w:bidi="id_ID"/>
-          </w:rPr>
-          <w:rPr>
-            <w:color w:val="0000EE"/>
-            <w:u w:val="single"/>
-          </w:rPr>
-          <w:t>4</w:t>
-        </w:r>
-      </w:hyperlink>
+      <w:r>
+        <w:rPr>
+          <w:lang w:val="id_ID" w:bidi="id_ID"/>
+        </w:rPr>
+        <w:t>4</w:t>
+      </w:r>
       <w:r>
         <w:rPr>
           <w:lang w:val="id_ID" w:bidi="id_ID"/>
@@ -444,72 +396,48 @@
         </w:rPr>
         <w:t>Dalam PB, Yesus ada di Bukit Zaitun selama minggu sengsara. Satu-satunya pengecualian adalah kisah-kisah Betania ketika Yesus mengunjungi Maria dan Marta (</w:t>
       </w:r>
-      <w:hyperlink r:id="rId20">
-        <w:r>
-          <w:rPr>
-            <w:lang w:val="id_ID" w:bidi="id_ID"/>
-          </w:rPr>
-          <w:rPr>
-            <w:color w:val="0000EE"/>
-            <w:u w:val="single"/>
-          </w:rPr>
-          <w:t>Luk. 10:38–42</w:t>
-        </w:r>
-      </w:hyperlink>
+      <w:r>
+        <w:rPr>
+          <w:lang w:val="id_ID" w:bidi="id_ID"/>
+        </w:rPr>
+        <w:t>Luk. 10:38–42</w:t>
+      </w:r>
       <w:r>
         <w:rPr>
           <w:lang w:val="id_ID" w:bidi="id_ID"/>
         </w:rPr>
         <w:t>) dan membangkitkan Lazarus dari kematian (</w:t>
       </w:r>
-      <w:hyperlink r:id="rId21">
-        <w:r>
-          <w:rPr>
-            <w:lang w:val="id_ID" w:bidi="id_ID"/>
-          </w:rPr>
-          <w:rPr>
-            <w:color w:val="0000EE"/>
-            <w:u w:val="single"/>
-          </w:rPr>
-          <w:t>Yoh. 11:17–44</w:t>
-        </w:r>
-      </w:hyperlink>
+      <w:r>
+        <w:rPr>
+          <w:lang w:val="id_ID" w:bidi="id_ID"/>
+        </w:rPr>
+        <w:t>Yoh. 11:17–44</w:t>
+      </w:r>
       <w:r>
         <w:rPr>
           <w:lang w:val="id_ID" w:bidi="id_ID"/>
         </w:rPr>
         <w:t>). Dalam perjalanan kemenangan-Nya menuju Yerusalem, Yesus datang dari Yerikho, menyeberangi gunung dari arah timur, lalu turun ke Lembah Kidron (</w:t>
       </w:r>
-      <w:hyperlink r:id="rId22">
-        <w:r>
-          <w:rPr>
-            <w:lang w:val="id_ID" w:bidi="id_ID"/>
-          </w:rPr>
-          <w:rPr>
-            <w:color w:val="0000EE"/>
-            <w:u w:val="single"/>
-          </w:rPr>
-          <w:t>Mrk. 11:1–10</w:t>
-        </w:r>
-      </w:hyperlink>
+      <w:r>
+        <w:rPr>
+          <w:lang w:val="id_ID" w:bidi="id_ID"/>
+        </w:rPr>
+        <w:t>Mrk. 11:1–10</w:t>
+      </w:r>
       <w:r>
         <w:rPr>
           <w:lang w:val="id_ID" w:bidi="id_ID"/>
         </w:rPr>
         <w:t>). Saat turun, Ia berhenti sejenak dan menangisi kota itu (</w:t>
       </w:r>
-      <w:hyperlink r:id="rId23">
-        <w:r>
-          <w:rPr>
-            <w:lang w:val="id_ID" w:bidi="id_ID"/>
-          </w:rPr>
-          <w:rPr>
-            <w:color w:val="0000EE"/>
-            <w:u w:val="single"/>
-          </w:rPr>
-          <w:t>Luk. 19:41–44</w:t>
-        </w:r>
-      </w:hyperlink>
+      <w:r>
+        <w:rPr>
+          <w:lang w:val="id_ID" w:bidi="id_ID"/>
+        </w:rPr>
+        <w:t>Luk. 19:41–44</w:t>
+      </w:r>
       <w:r>
         <w:rPr>
           <w:lang w:val="id_ID" w:bidi="id_ID"/>
@@ -530,90 +458,60 @@
         </w:rPr>
         <w:t>Selama minggu terakhir-Nya, Yesus mengajar di Bukit Zaitun (</w:t>
       </w:r>
-      <w:hyperlink r:id="rId24">
-        <w:r>
-          <w:rPr>
-            <w:lang w:val="id_ID" w:bidi="id_ID"/>
-          </w:rPr>
-          <w:rPr>
-            <w:color w:val="0000EE"/>
-            <w:u w:val="single"/>
-          </w:rPr>
-          <w:t>Mrk. 13</w:t>
-        </w:r>
-      </w:hyperlink>
+      <w:r>
+        <w:rPr>
+          <w:lang w:val="id_ID" w:bidi="id_ID"/>
+        </w:rPr>
+        <w:t>Mrk. 13</w:t>
+      </w:r>
       <w:r>
         <w:rPr>
           <w:lang w:val="id_ID" w:bidi="id_ID"/>
         </w:rPr>
         <w:t>) dan menghabiskan malam-malam-Nya di sana (</w:t>
       </w:r>
-      <w:hyperlink r:id="rId25">
-        <w:r>
-          <w:rPr>
-            <w:lang w:val="id_ID" w:bidi="id_ID"/>
-          </w:rPr>
-          <w:rPr>
-            <w:color w:val="0000EE"/>
-            <w:u w:val="single"/>
-          </w:rPr>
-          <w:t>Luk. 21:37</w:t>
-        </w:r>
-      </w:hyperlink>
+      <w:r>
+        <w:rPr>
+          <w:lang w:val="id_ID" w:bidi="id_ID"/>
+        </w:rPr>
+        <w:t>Luk. 21:37</w:t>
+      </w:r>
       <w:r>
         <w:rPr>
           <w:lang w:val="id_ID" w:bidi="id_ID"/>
         </w:rPr>
         <w:t>, meskipun ini bisa jadi merujuk pada Betania). Setelah Perjamuan Terakhir, Yesus datang ke bukit ini untuk berdoa (</w:t>
       </w:r>
-      <w:hyperlink r:id="rId26">
-        <w:r>
-          <w:rPr>
-            <w:lang w:val="id_ID" w:bidi="id_ID"/>
-          </w:rPr>
-          <w:rPr>
-            <w:color w:val="0000EE"/>
-            <w:u w:val="single"/>
-          </w:rPr>
-          <w:t>Mrk. 14:26</w:t>
-        </w:r>
-      </w:hyperlink>
+      <w:r>
+        <w:rPr>
+          <w:lang w:val="id_ID" w:bidi="id_ID"/>
+        </w:rPr>
+        <w:t>Mrk. 14:26</w:t>
+      </w:r>
       <w:r>
         <w:rPr>
           <w:lang w:val="id_ID" w:bidi="id_ID"/>
         </w:rPr>
         <w:t xml:space="preserve">). Di sebuah taman dekat tempat pemerasan minyak zaitun (“Getsemani”), Ia ditangkap (ay. </w:t>
       </w:r>
-      <w:hyperlink r:id="rId27">
-        <w:r>
-          <w:rPr>
-            <w:lang w:val="id_ID" w:bidi="id_ID"/>
-          </w:rPr>
-          <w:rPr>
-            <w:color w:val="0000EE"/>
-            <w:u w:val="single"/>
-          </w:rPr>
-          <w:t>32</w:t>
-        </w:r>
-      </w:hyperlink>
+      <w:r>
+        <w:rPr>
+          <w:lang w:val="id_ID" w:bidi="id_ID"/>
+        </w:rPr>
+        <w:t>32</w:t>
+      </w:r>
       <w:r>
         <w:rPr>
           <w:lang w:val="id_ID" w:bidi="id_ID"/>
         </w:rPr>
         <w:t>). Peristiwa terakhir Kristus di bumi, yaitu kenaikan-Nya ke surga, disaksikan oleh para pengikut-Nya dari atas bukit (</w:t>
       </w:r>
-      <w:hyperlink r:id="rId28">
-        <w:r>
-          <w:rPr>
-            <w:lang w:val="id_ID" w:bidi="id_ID"/>
-          </w:rPr>
-          <w:rPr>
-            <w:color w:val="0000EE"/>
-            <w:u w:val="single"/>
-          </w:rPr>
-          <w:t>Kisah 1:12</w:t>
-        </w:r>
-      </w:hyperlink>
+      <w:r>
+        <w:rPr>
+          <w:lang w:val="id_ID" w:bidi="id_ID"/>
+        </w:rPr>
+        <w:t>Kisah 1:12</w:t>
+      </w:r>
       <w:r>
         <w:rPr>
           <w:lang w:val="id_ID" w:bidi="id_ID"/>
@@ -711,36 +609,24 @@
         </w:rPr>
         <w:t>Seorang zelot adalah seseorang yang sangat bersemangat tentang suatu tujuan atau keyakinan. Dalam Alkitab, istilah ini digunakan untuk Simon, salah satu dari dua belas pengikut terdekat Yesus (</w:t>
       </w:r>
-      <w:hyperlink r:id="rId29">
-        <w:r>
-          <w:rPr>
-            <w:lang w:val="id_ID" w:bidi="id_ID"/>
-          </w:rPr>
-          <w:rPr>
-            <w:color w:val="0000EE"/>
-            <w:u w:val="single"/>
-          </w:rPr>
-          <w:t>Luk. 6:15</w:t>
-        </w:r>
-      </w:hyperlink>
+      <w:r>
+        <w:rPr>
+          <w:lang w:val="id_ID" w:bidi="id_ID"/>
+        </w:rPr>
+        <w:t>Luk. 6:15</w:t>
+      </w:r>
       <w:r>
         <w:rPr>
           <w:lang w:val="id_ID" w:bidi="id_ID"/>
         </w:rPr>
         <w:t xml:space="preserve">; </w:t>
       </w:r>
-      <w:hyperlink r:id="rId30">
-        <w:r>
-          <w:rPr>
-            <w:lang w:val="id_ID" w:bidi="id_ID"/>
-          </w:rPr>
-          <w:rPr>
-            <w:color w:val="0000EE"/>
-            <w:u w:val="single"/>
-          </w:rPr>
-          <w:t>Kisah 1:13</w:t>
-        </w:r>
-      </w:hyperlink>
+      <w:r>
+        <w:rPr>
+          <w:lang w:val="id_ID" w:bidi="id_ID"/>
+        </w:rPr>
+        <w:t>Kisah 1:13</w:t>
+      </w:r>
       <w:r>
         <w:rPr>
           <w:lang w:val="id_ID" w:bidi="id_ID"/>
@@ -761,77 +647,41 @@
         </w:rPr>
         <w:t>Dalam Alkitab versi lain, Matius dan Markus menggunakan kata "orang Kanani" dan bukannya zelot (</w:t>
       </w:r>
-      <w:hyperlink r:id="rId31">
-        <w:r>
-          <w:rPr>
-            <w:lang w:val="id_ID" w:bidi="id_ID"/>
-          </w:rPr>
-          <w:rPr>
-            <w:color w:val="0000EE"/>
-            <w:u w:val="single"/>
-          </w:rPr>
-          <w:t>Mat. 10:4</w:t>
-        </w:r>
-      </w:hyperlink>
+      <w:r>
+        <w:rPr>
+          <w:lang w:val="id_ID" w:bidi="id_ID"/>
+        </w:rPr>
+        <w:t>Mat. 10:4</w:t>
+      </w:r>
       <w:r>
         <w:rPr>
           <w:lang w:val="id_ID" w:bidi="id_ID"/>
         </w:rPr>
         <w:t xml:space="preserve">; </w:t>
       </w:r>
-      <w:hyperlink r:id="rId32">
-        <w:r>
-          <w:rPr>
-            <w:lang w:val="id_ID" w:bidi="id_ID"/>
-          </w:rPr>
-          <w:rPr>
-            <w:color w:val="0000EE"/>
-            <w:u w:val="single"/>
-          </w:rPr>
-          <w:t>Mrk. 3:18</w:t>
-        </w:r>
-      </w:hyperlink>
+      <w:r>
+        <w:rPr>
+          <w:lang w:val="id_ID" w:bidi="id_ID"/>
+        </w:rPr>
+        <w:t>Mrk. 3:18</w:t>
+      </w:r>
       <w:r>
         <w:rPr>
           <w:lang w:val="id_ID" w:bidi="id_ID"/>
         </w:rPr>
         <w:t>). Kata-kata ini memiliki arti yang sama dalam bahasa yang berbeda. Mereka menggambarkan seseorang yang sangat bersemangat untuk membela atau mendukung sesuatu. Kata ini berasal dari konsep "terbakar dengan perasaan kuat" atau "sangat menginginkan sesuatu" (</w:t>
       </w:r>
-      <w:hyperlink r:id="rId33">
-        <w:r>
-          <w:rPr>
-            <w:lang w:val="id_ID" w:bidi="id_ID"/>
-          </w:rPr>
-          <w:rPr>
-            <w:color w:val="0000EE"/>
-            <w:u w:val="single"/>
-          </w:rPr>
-          <w:t>Kel. 34:14</w:t>
-        </w:r>
-      </w:hyperlink>
-      <w:r>
-        <w:rPr>
-          <w:lang w:val="id_ID" w:bidi="id_ID"/>
-        </w:rPr>
-        <w:t xml:space="preserve">; </w:t>
-      </w:r>
-      <w:hyperlink r:id="rId34">
-        <w:r>
-          <w:rPr>
-            <w:lang w:val="id_ID" w:bidi="id_ID"/>
-          </w:rPr>
-          <w:rPr>
-            <w:color w:val="0000EE"/>
-            <w:u w:val="single"/>
-          </w:rPr>
-          <w:t>2 Makabe 4:2</w:t>
-        </w:r>
-      </w:hyperlink>
-      <w:r>
-        <w:rPr>
-          <w:lang w:val="id_ID" w:bidi="id_ID"/>
-        </w:rPr>
-        <w:t>).</w:t>
+      <w:r>
+        <w:rPr>
+          <w:lang w:val="id_ID" w:bidi="id_ID"/>
+        </w:rPr>
+        <w:t>Kel. 34:14</w:t>
+      </w:r>
+      <w:r>
+        <w:rPr>
+          <w:lang w:val="id_ID" w:bidi="id_ID"/>
+        </w:rPr>
+        <w:t>; 2 Makabe 4:2).</w:t>
       </w:r>
     </w:p>
     <w:p>
@@ -847,18 +697,12 @@
         </w:rPr>
         <w:t>Yesus sendiri menunjukkan semangat (antusiasme yang kuat) ketika Dia membersihkan bait suci dari orang-orang yang menyalahgunakannya. Alkitab mengatakan Dia memiliki "cinta untuk rumah Allah" (</w:t>
       </w:r>
-      <w:hyperlink r:id="rId35">
-        <w:r>
-          <w:rPr>
-            <w:lang w:val="id_ID" w:bidi="id_ID"/>
-          </w:rPr>
-          <w:rPr>
-            <w:color w:val="0000EE"/>
-            <w:u w:val="single"/>
-          </w:rPr>
-          <w:t>Yoh. 2:17).</w:t>
-        </w:r>
-      </w:hyperlink>
+      <w:r>
+        <w:rPr>
+          <w:lang w:val="id_ID" w:bidi="id_ID"/>
+        </w:rPr>
+        <w:t>Yoh. 2:17).</w:t>
+      </w:r>
     </w:p>
     <w:p>
       <w:pPr/>
@@ -873,90 +717,60 @@
         </w:rPr>
         <w:t>Dalam jemaat Kristen mula-mula, beberapa orang percaya sangat bersemangat untuk karunia rohani, perbuatan baik, dan mengikuti hukum Allah (</w:t>
       </w:r>
-      <w:hyperlink r:id="rId36">
-        <w:r>
-          <w:rPr>
-            <w:lang w:val="id_ID" w:bidi="id_ID"/>
-          </w:rPr>
-          <w:rPr>
-            <w:color w:val="0000EE"/>
-            <w:u w:val="single"/>
-          </w:rPr>
-          <w:t>Kisah 21:20</w:t>
-        </w:r>
-      </w:hyperlink>
+      <w:r>
+        <w:rPr>
+          <w:lang w:val="id_ID" w:bidi="id_ID"/>
+        </w:rPr>
+        <w:t>Kisah 21:20</w:t>
+      </w:r>
       <w:r>
         <w:rPr>
           <w:lang w:val="id_ID" w:bidi="id_ID"/>
         </w:rPr>
         <w:t xml:space="preserve">; </w:t>
       </w:r>
-      <w:hyperlink r:id="rId37">
-        <w:r>
-          <w:rPr>
-            <w:lang w:val="id_ID" w:bidi="id_ID"/>
-          </w:rPr>
-          <w:rPr>
-            <w:color w:val="0000EE"/>
-            <w:u w:val="single"/>
-          </w:rPr>
-          <w:t>1Kor. 14:12</w:t>
-        </w:r>
-      </w:hyperlink>
+      <w:r>
+        <w:rPr>
+          <w:lang w:val="id_ID" w:bidi="id_ID"/>
+        </w:rPr>
+        <w:t>1Kor. 14:12</w:t>
+      </w:r>
       <w:r>
         <w:rPr>
           <w:lang w:val="id_ID" w:bidi="id_ID"/>
         </w:rPr>
         <w:t xml:space="preserve">; </w:t>
       </w:r>
-      <w:hyperlink r:id="rId38">
-        <w:r>
-          <w:rPr>
-            <w:lang w:val="id_ID" w:bidi="id_ID"/>
-          </w:rPr>
-          <w:rPr>
-            <w:color w:val="0000EE"/>
-            <w:u w:val="single"/>
-          </w:rPr>
-          <w:t>Tit. 2:14</w:t>
-        </w:r>
-      </w:hyperlink>
+      <w:r>
+        <w:rPr>
+          <w:lang w:val="id_ID" w:bidi="id_ID"/>
+        </w:rPr>
+        <w:t>Tit. 2:14</w:t>
+      </w:r>
       <w:r>
         <w:rPr>
           <w:lang w:val="id_ID" w:bidi="id_ID"/>
         </w:rPr>
         <w:t>). Paulus, sebelum ia menjadi pengikut Yesus, sangat bersemangat membela tradisi leluhurnya dan Allah (</w:t>
       </w:r>
-      <w:hyperlink r:id="rId39">
-        <w:r>
-          <w:rPr>
-            <w:lang w:val="id_ID" w:bidi="id_ID"/>
-          </w:rPr>
-          <w:rPr>
-            <w:color w:val="0000EE"/>
-            <w:u w:val="single"/>
-          </w:rPr>
-          <w:t>Kisah 22:3</w:t>
-        </w:r>
-      </w:hyperlink>
+      <w:r>
+        <w:rPr>
+          <w:lang w:val="id_ID" w:bidi="id_ID"/>
+        </w:rPr>
+        <w:t>Kisah 22:3</w:t>
+      </w:r>
       <w:r>
         <w:rPr>
           <w:lang w:val="id_ID" w:bidi="id_ID"/>
         </w:rPr>
         <w:t xml:space="preserve">; </w:t>
       </w:r>
-      <w:hyperlink r:id="rId40">
-        <w:r>
-          <w:rPr>
-            <w:lang w:val="id_ID" w:bidi="id_ID"/>
-          </w:rPr>
-          <w:rPr>
-            <w:color w:val="0000EE"/>
-            <w:u w:val="single"/>
-          </w:rPr>
-          <w:t>Gal. 1:14</w:t>
-        </w:r>
-      </w:hyperlink>
+      <w:r>
+        <w:rPr>
+          <w:lang w:val="id_ID" w:bidi="id_ID"/>
+        </w:rPr>
+        <w:t>Gal. 1:14</w:t>
+      </w:r>
       <w:r>
         <w:rPr>
           <w:lang w:val="id_ID" w:bidi="id_ID"/>
@@ -1003,25 +817,7 @@
         <w:rPr>
           <w:lang w:val="id_ID" w:bidi="id_ID"/>
         </w:rPr>
-        <w:t>Kelompok Zelot ini mungkin dimulai sekitar tahun 6 M, setelah kematian Raja Herodes Agung. Kemungkinan didirikan oleh Yudas orang Galilea dan Zadok orang Farisi. Orang-orang Zelot terinspirasi oleh orang-orang Makabe, yang telah berjuang melawan kekuasaan asing bertahun-tahun sebelumnya (</w:t>
-      </w:r>
-      <w:hyperlink r:id="rId41">
-        <w:r>
-          <w:rPr>
-            <w:lang w:val="id_ID" w:bidi="id_ID"/>
-          </w:rPr>
-          <w:rPr>
-            <w:color w:val="0000EE"/>
-            <w:u w:val="single"/>
-          </w:rPr>
-          <w:t>1 Makabe 2:15–28</w:t>
-        </w:r>
-      </w:hyperlink>
-      <w:r>
-        <w:rPr>
-          <w:lang w:val="id_ID" w:bidi="id_ID"/>
-        </w:rPr>
-        <w:t>).</w:t>
+        <w:t>Kelompok Zelot ini mungkin dimulai sekitar tahun 6 M, setelah kematian Raja Herodes Agung. Kemungkinan didirikan oleh Yudas orang Galilea dan Zadok orang Farisi. Orang-orang Zelot terinspirasi oleh orang-orang Makabe, yang telah berjuang melawan kekuasaan asing bertahun-tahun sebelumnya (1 Makabe 2:15–28).</w:t>
       </w:r>
     </w:p>
     <w:p>
@@ -1132,54 +928,36 @@
         </w:rPr>
         <w:t>Simon orang Zelot mungkin merupakan bagian dari gerakan ini pada masa awalnya, sekitar tahun 30 M. Kecil kemungkinan bahwa para murid lainnya seperti Yudas Iskariot atau "anak-anak guntur" adalah orang Zelot (</w:t>
       </w:r>
-      <w:hyperlink r:id="rId42">
-        <w:r>
-          <w:rPr>
-            <w:lang w:val="id_ID" w:bidi="id_ID"/>
-          </w:rPr>
-          <w:rPr>
-            <w:color w:val="0000EE"/>
-            <w:u w:val="single"/>
-          </w:rPr>
-          <w:t>Mrk. 3:17</w:t>
-        </w:r>
-      </w:hyperlink>
+      <w:r>
+        <w:rPr>
+          <w:lang w:val="id_ID" w:bidi="id_ID"/>
+        </w:rPr>
+        <w:t>Mrk. 3:17</w:t>
+      </w:r>
       <w:r>
         <w:rPr>
           <w:lang w:val="id_ID" w:bidi="id_ID"/>
         </w:rPr>
         <w:t>). Yudas orang Galilea dan bahkan Paulus dianggap oleh beberapa orang sebagai orang Zelot (</w:t>
       </w:r>
-      <w:hyperlink r:id="rId43">
-        <w:r>
-          <w:rPr>
-            <w:lang w:val="id_ID" w:bidi="id_ID"/>
-          </w:rPr>
-          <w:rPr>
-            <w:color w:val="0000EE"/>
-            <w:u w:val="single"/>
-          </w:rPr>
-          <w:t>Kisah 5:37–38</w:t>
-        </w:r>
-      </w:hyperlink>
+      <w:r>
+        <w:rPr>
+          <w:lang w:val="id_ID" w:bidi="id_ID"/>
+        </w:rPr>
+        <w:t>Kisah 5:37–38</w:t>
+      </w:r>
       <w:r>
         <w:rPr>
           <w:lang w:val="id_ID" w:bidi="id_ID"/>
         </w:rPr>
         <w:t xml:space="preserve">; </w:t>
       </w:r>
-      <w:hyperlink r:id="rId44">
-        <w:r>
-          <w:rPr>
-            <w:lang w:val="id_ID" w:bidi="id_ID"/>
-          </w:rPr>
-          <w:rPr>
-            <w:color w:val="0000EE"/>
-            <w:u w:val="single"/>
-          </w:rPr>
-          <w:t>21:38</w:t>
-        </w:r>
-      </w:hyperlink>
+      <w:r>
+        <w:rPr>
+          <w:lang w:val="id_ID" w:bidi="id_ID"/>
+        </w:rPr>
+        <w:t>21:38</w:t>
+      </w:r>
       <w:r>
         <w:rPr>
           <w:lang w:val="id_ID" w:bidi="id_ID"/>
@@ -1279,36 +1057,24 @@
         </w:rPr>
         <w:t xml:space="preserve">Ejaan KJV dari "Zelot," nama belakang Simon, salah satu dari 12 murid, dalam </w:t>
       </w:r>
-      <w:hyperlink r:id="rId29">
-        <w:r>
-          <w:rPr>
-            <w:lang w:val="id_ID" w:bidi="id_ID"/>
-          </w:rPr>
-          <w:rPr>
-            <w:color w:val="0000EE"/>
-            <w:u w:val="single"/>
-          </w:rPr>
-          <w:t>Luk. 6:15</w:t>
-        </w:r>
-      </w:hyperlink>
+      <w:r>
+        <w:rPr>
+          <w:lang w:val="id_ID" w:bidi="id_ID"/>
+        </w:rPr>
+        <w:t>Luk. 6:15</w:t>
+      </w:r>
       <w:r>
         <w:rPr>
           <w:lang w:val="id_ID" w:bidi="id_ID"/>
         </w:rPr>
         <w:t xml:space="preserve"> dan </w:t>
       </w:r>
-      <w:hyperlink r:id="rId30">
-        <w:r>
-          <w:rPr>
-            <w:lang w:val="id_ID" w:bidi="id_ID"/>
-          </w:rPr>
-          <w:rPr>
-            <w:color w:val="0000EE"/>
-            <w:u w:val="single"/>
-          </w:rPr>
-          <w:t>Kisah 1:13</w:t>
-        </w:r>
-      </w:hyperlink>
+      <w:r>
+        <w:rPr>
+          <w:lang w:val="id_ID" w:bidi="id_ID"/>
+        </w:rPr>
+        <w:t>Kisah 1:13</w:t>
+      </w:r>
       <w:r>
         <w:rPr>
           <w:lang w:val="id_ID" w:bidi="id_ID"/>
